--- a/Propuesta Casa Yagüe-Host, Angus & Wines - Bodega.docx
+++ b/Propuesta Casa Yagüe-Host, Angus & Wines - Bodega.docx
@@ -114,7 +114,6 @@
           <w:docPartUnique/>
         </w:docPartObj>
       </w:sdtPr>
-      <w:sdtEndPr/>
       <w:sdtContent>
         <w:p>
           <w:pPr>
@@ -3685,6 +3684,93 @@
                 <w:szCs w:val="24"/>
               </w:rPr>
               <w:t>Evaluar vender toros y vaquillonas</w:t>
+            </w:r>
+          </w:p>
+        </w:tc>
+      </w:tr>
+      <w:tr>
+        <w:tc>
+          <w:tcPr>
+            <w:tcW w:w="4513" w:type="dxa"/>
+            <w:tcBorders>
+              <w:top w:val="single" w:sz="4" w:space="0" w:color="D0E8D8"/>
+              <w:left w:val="single" w:sz="4" w:space="0" w:color="D0E8D8"/>
+              <w:bottom w:val="single" w:sz="4" w:space="0" w:color="D0E8D8"/>
+              <w:right w:val="single" w:sz="4" w:space="0" w:color="D0E8D8"/>
+            </w:tcBorders>
+            <w:shd w:val="clear" w:color="auto" w:fill="F0FAF4"/>
+            <w:tcMar>
+              <w:top w:w="100" w:type="dxa"/>
+              <w:left w:w="200" w:type="dxa"/>
+              <w:bottom w:w="100" w:type="dxa"/>
+              <w:right w:w="200" w:type="dxa"/>
+            </w:tcMar>
+          </w:tcPr>
+          <w:p>
+            <w:pPr>
+              <w:jc w:val="both"/>
+              <w:rPr>
+                <w:rFonts w:ascii="Montserrat Medium" w:eastAsia="Montserrat Medium" w:hAnsi="Montserrat Medium" w:cs="Montserrat Medium"/>
+                <w:color w:val="1B4332"/>
+                <w:sz w:val="24"/>
+                <w:szCs w:val="24"/>
+              </w:rPr>
+            </w:pPr>
+            <w:r>
+              <w:rPr>
+                <w:rFonts w:ascii="Montserrat Medium" w:eastAsia="Montserrat Medium" w:hAnsi="Montserrat Medium" w:cs="Montserrat Medium"/>
+                <w:color w:val="1B4332"/>
+                <w:sz w:val="24"/>
+                <w:szCs w:val="24"/>
+              </w:rPr>
+              <w:t xml:space="preserve">Incrementar progresivamente </w:t>
+            </w:r>
+            <w:r>
+              <w:rPr>
+                <w:rFonts w:ascii="Montserrat Medium" w:eastAsia="Montserrat Medium" w:hAnsi="Montserrat Medium" w:cs="Montserrat Medium"/>
+                <w:color w:val="1B4332"/>
+                <w:sz w:val="24"/>
+                <w:szCs w:val="24"/>
+              </w:rPr>
+              <w:t>el número de vacas madres</w:t>
+            </w:r>
+          </w:p>
+        </w:tc>
+        <w:tc>
+          <w:tcPr>
+            <w:tcW w:w="4513" w:type="dxa"/>
+            <w:tcBorders>
+              <w:top w:val="single" w:sz="4" w:space="0" w:color="D0E8D8"/>
+              <w:left w:val="single" w:sz="4" w:space="0" w:color="D0E8D8"/>
+              <w:bottom w:val="single" w:sz="4" w:space="0" w:color="D0E8D8"/>
+              <w:right w:val="single" w:sz="4" w:space="0" w:color="D0E8D8"/>
+            </w:tcBorders>
+            <w:shd w:val="clear" w:color="auto" w:fill="F0FAF4"/>
+            <w:tcMar>
+              <w:top w:w="100" w:type="dxa"/>
+              <w:left w:w="200" w:type="dxa"/>
+              <w:bottom w:w="100" w:type="dxa"/>
+              <w:right w:w="200" w:type="dxa"/>
+            </w:tcMar>
+          </w:tcPr>
+          <w:p>
+            <w:pPr>
+              <w:jc w:val="both"/>
+              <w:rPr>
+                <w:rFonts w:ascii="Montserrat Medium" w:eastAsia="Montserrat Medium" w:hAnsi="Montserrat Medium" w:cs="Montserrat Medium"/>
+                <w:color w:val="2D6A4F"/>
+                <w:sz w:val="24"/>
+                <w:szCs w:val="24"/>
+              </w:rPr>
+            </w:pPr>
+            <w:r>
+              <w:rPr>
+                <w:rFonts w:ascii="Montserrat Medium" w:eastAsia="Montserrat Medium" w:hAnsi="Montserrat Medium" w:cs="Montserrat Medium"/>
+                <w:color w:val="1B4332"/>
+                <w:sz w:val="24"/>
+                <w:szCs w:val="24"/>
+              </w:rPr>
+              <w:t>Incrementar progresivamente el número de vacas madres</w:t>
             </w:r>
           </w:p>
         </w:tc>
